--- a/submission/copp/manuscript_COPP.docx
+++ b/submission/copp/manuscript_COPP.docx
@@ -232,6 +232,81 @@
       <w:pPr>
         <w:pStyle w:val="BodyText"/>
         <w:bidi w:val="0"/>
+        <w:spacing w:before="280" w:after="280"/>
+        <w:ind w:hanging="0" w:left="280" w:right="280"/>
+        <w:jc w:val="center"/>
+        <w:rPr/>
+      </w:pPr>
+      <w:r>
+        <w:rPr/>
+        <w:drawing>
+          <wp:inline distT="0" distB="0" distL="0" distR="0">
+            <wp:extent cx="7200265" cy="3362325"/>
+            <wp:effectExtent l="0" t="0" r="0" b="0"/>
+            <wp:docPr id="1" name="Image1"/>
+            <wp:cNvGraphicFramePr>
+              <a:graphicFrameLocks xmlns:a="http://schemas.openxmlformats.org/drawingml/2006/main" noChangeAspect="1"/>
+            </wp:cNvGraphicFramePr>
+            <a:graphic xmlns:a="http://schemas.openxmlformats.org/drawingml/2006/main">
+              <a:graphicData uri="http://schemas.openxmlformats.org/drawingml/2006/picture">
+                <pic:pic xmlns:pic="http://schemas.openxmlformats.org/drawingml/2006/picture">
+                  <pic:nvPicPr>
+                    <pic:cNvPr id="1" name="Image1"/>
+                    <pic:cNvPicPr>
+                      <a:picLocks noChangeAspect="1" noChangeArrowheads="1"/>
+                    </pic:cNvPicPr>
+                  </pic:nvPicPr>
+                  <pic:blipFill>
+                    <a:blip r:embed="rId2"/>
+                    <a:stretch>
+                      <a:fillRect/>
+                    </a:stretch>
+                  </pic:blipFill>
+                  <pic:spPr bwMode="auto">
+                    <a:xfrm>
+                      <a:off x="0" y="0"/>
+                      <a:ext cx="7200265" cy="3362325"/>
+                    </a:xfrm>
+                    <a:prstGeom prst="rect">
+                      <a:avLst/>
+                    </a:prstGeom>
+                    <a:noFill/>
+                  </pic:spPr>
+                </pic:pic>
+              </a:graphicData>
+            </a:graphic>
+          </wp:inline>
+        </w:drawing>
+      </w:r>
+    </w:p>
+    <w:p>
+      <w:pPr>
+        <w:pStyle w:val="BodyText"/>
+        <w:bidi w:val="0"/>
+        <w:spacing w:before="280" w:after="280"/>
+        <w:ind w:hanging="0" w:left="280" w:right="280"/>
+        <w:jc w:val="center"/>
+        <w:rPr/>
+      </w:pPr>
+      <w:r>
+        <w:rPr>
+          <w:rStyle w:val="Strong"/>
+          <w:sz w:val="19"/>
+        </w:rPr>
+        <w:t>Fig. 1.</w:t>
+      </w:r>
+      <w:r>
+        <w:rPr>
+          <w:sz w:val="19"/>
+        </w:rPr>
+        <w:t xml:space="preserve"> Experimental conditions.</w:t>
+      </w:r>
+    </w:p>
+    <w:p>
+      <w:pPr>
+        <w:pStyle w:val="BodyText"/>
+        <w:bidi w:val="0"/>
+        <w:ind w:hanging="0"/>
         <w:rPr/>
       </w:pPr>
       <w:r>
@@ -723,6 +798,81 @@
       <w:pPr>
         <w:pStyle w:val="BodyText"/>
         <w:bidi w:val="0"/>
+        <w:spacing w:before="280" w:after="280"/>
+        <w:ind w:hanging="0" w:left="280" w:right="280"/>
+        <w:jc w:val="center"/>
+        <w:rPr/>
+      </w:pPr>
+      <w:r>
+        <w:rPr/>
+        <w:drawing>
+          <wp:inline distT="0" distB="0" distL="0" distR="0">
+            <wp:extent cx="7200265" cy="2075815"/>
+            <wp:effectExtent l="0" t="0" r="0" b="0"/>
+            <wp:docPr id="2" name="Image2"/>
+            <wp:cNvGraphicFramePr>
+              <a:graphicFrameLocks xmlns:a="http://schemas.openxmlformats.org/drawingml/2006/main" noChangeAspect="1"/>
+            </wp:cNvGraphicFramePr>
+            <a:graphic xmlns:a="http://schemas.openxmlformats.org/drawingml/2006/main">
+              <a:graphicData uri="http://schemas.openxmlformats.org/drawingml/2006/picture">
+                <pic:pic xmlns:pic="http://schemas.openxmlformats.org/drawingml/2006/picture">
+                  <pic:nvPicPr>
+                    <pic:cNvPr id="2" name="Image2"/>
+                    <pic:cNvPicPr>
+                      <a:picLocks noChangeAspect="1" noChangeArrowheads="1"/>
+                    </pic:cNvPicPr>
+                  </pic:nvPicPr>
+                  <pic:blipFill>
+                    <a:blip r:embed="rId3"/>
+                    <a:stretch>
+                      <a:fillRect/>
+                    </a:stretch>
+                  </pic:blipFill>
+                  <pic:spPr bwMode="auto">
+                    <a:xfrm>
+                      <a:off x="0" y="0"/>
+                      <a:ext cx="7200265" cy="2075815"/>
+                    </a:xfrm>
+                    <a:prstGeom prst="rect">
+                      <a:avLst/>
+                    </a:prstGeom>
+                    <a:noFill/>
+                  </pic:spPr>
+                </pic:pic>
+              </a:graphicData>
+            </a:graphic>
+          </wp:inline>
+        </w:drawing>
+      </w:r>
+    </w:p>
+    <w:p>
+      <w:pPr>
+        <w:pStyle w:val="BodyText"/>
+        <w:bidi w:val="0"/>
+        <w:spacing w:before="280" w:after="280"/>
+        <w:ind w:hanging="0" w:left="280" w:right="280"/>
+        <w:jc w:val="center"/>
+        <w:rPr/>
+      </w:pPr>
+      <w:r>
+        <w:rPr>
+          <w:rStyle w:val="Strong"/>
+          <w:sz w:val="19"/>
+        </w:rPr>
+        <w:t>Fig. 2.</w:t>
+      </w:r>
+      <w:r>
+        <w:rPr>
+          <w:sz w:val="19"/>
+        </w:rPr>
+        <w:t xml:space="preserve"> Representative 550-nm retardance (energy) maps.</w:t>
+      </w:r>
+    </w:p>
+    <w:p>
+      <w:pPr>
+        <w:pStyle w:val="BodyText"/>
+        <w:bidi w:val="0"/>
+        <w:ind w:hanging="0"/>
         <w:rPr/>
       </w:pPr>
       <w:r>
@@ -768,6 +918,81 @@
       <w:pPr>
         <w:pStyle w:val="BodyText"/>
         <w:bidi w:val="0"/>
+        <w:spacing w:before="280" w:after="280"/>
+        <w:ind w:hanging="0" w:left="280" w:right="280"/>
+        <w:jc w:val="center"/>
+        <w:rPr/>
+      </w:pPr>
+      <w:r>
+        <w:rPr/>
+        <w:drawing>
+          <wp:inline distT="0" distB="0" distL="0" distR="0">
+            <wp:extent cx="7200265" cy="4590415"/>
+            <wp:effectExtent l="0" t="0" r="0" b="0"/>
+            <wp:docPr id="3" name="Image3"/>
+            <wp:cNvGraphicFramePr>
+              <a:graphicFrameLocks xmlns:a="http://schemas.openxmlformats.org/drawingml/2006/main" noChangeAspect="1"/>
+            </wp:cNvGraphicFramePr>
+            <a:graphic xmlns:a="http://schemas.openxmlformats.org/drawingml/2006/main">
+              <a:graphicData uri="http://schemas.openxmlformats.org/drawingml/2006/picture">
+                <pic:pic xmlns:pic="http://schemas.openxmlformats.org/drawingml/2006/picture">
+                  <pic:nvPicPr>
+                    <pic:cNvPr id="3" name="Image3"/>
+                    <pic:cNvPicPr>
+                      <a:picLocks noChangeAspect="1" noChangeArrowheads="1"/>
+                    </pic:cNvPicPr>
+                  </pic:nvPicPr>
+                  <pic:blipFill>
+                    <a:blip r:embed="rId4"/>
+                    <a:stretch>
+                      <a:fillRect/>
+                    </a:stretch>
+                  </pic:blipFill>
+                  <pic:spPr bwMode="auto">
+                    <a:xfrm>
+                      <a:off x="0" y="0"/>
+                      <a:ext cx="7200265" cy="4590415"/>
+                    </a:xfrm>
+                    <a:prstGeom prst="rect">
+                      <a:avLst/>
+                    </a:prstGeom>
+                    <a:noFill/>
+                  </pic:spPr>
+                </pic:pic>
+              </a:graphicData>
+            </a:graphic>
+          </wp:inline>
+        </w:drawing>
+      </w:r>
+    </w:p>
+    <w:p>
+      <w:pPr>
+        <w:pStyle w:val="BodyText"/>
+        <w:bidi w:val="0"/>
+        <w:spacing w:before="280" w:after="280"/>
+        <w:ind w:hanging="0" w:left="280" w:right="280"/>
+        <w:jc w:val="center"/>
+        <w:rPr/>
+      </w:pPr>
+      <w:r>
+        <w:rPr>
+          <w:rStyle w:val="Strong"/>
+          <w:sz w:val="19"/>
+        </w:rPr>
+        <w:t>Fig. 3.</w:t>
+      </w:r>
+      <w:r>
+        <w:rPr>
+          <w:sz w:val="19"/>
+        </w:rPr>
+        <w:t xml:space="preserve"> High-energy maps and depth line profiles.</w:t>
+      </w:r>
+    </w:p>
+    <w:p>
+      <w:pPr>
+        <w:pStyle w:val="BodyText"/>
+        <w:bidi w:val="0"/>
+        <w:ind w:hanging="0"/>
         <w:rPr/>
       </w:pPr>
       <w:r>
@@ -824,6 +1049,81 @@
       <w:pPr>
         <w:pStyle w:val="BodyText"/>
         <w:bidi w:val="0"/>
+        <w:spacing w:before="280" w:after="280"/>
+        <w:ind w:hanging="0" w:left="280" w:right="280"/>
+        <w:jc w:val="center"/>
+        <w:rPr/>
+      </w:pPr>
+      <w:r>
+        <w:rPr/>
+        <w:drawing>
+          <wp:inline distT="0" distB="0" distL="0" distR="0">
+            <wp:extent cx="7200265" cy="11172825"/>
+            <wp:effectExtent l="0" t="0" r="0" b="0"/>
+            <wp:docPr id="4" name="Image4"/>
+            <wp:cNvGraphicFramePr>
+              <a:graphicFrameLocks xmlns:a="http://schemas.openxmlformats.org/drawingml/2006/main" noChangeAspect="1"/>
+            </wp:cNvGraphicFramePr>
+            <a:graphic xmlns:a="http://schemas.openxmlformats.org/drawingml/2006/main">
+              <a:graphicData uri="http://schemas.openxmlformats.org/drawingml/2006/picture">
+                <pic:pic xmlns:pic="http://schemas.openxmlformats.org/drawingml/2006/picture">
+                  <pic:nvPicPr>
+                    <pic:cNvPr id="4" name="Image4"/>
+                    <pic:cNvPicPr>
+                      <a:picLocks noChangeAspect="1" noChangeArrowheads="1"/>
+                    </pic:cNvPicPr>
+                  </pic:nvPicPr>
+                  <pic:blipFill>
+                    <a:blip r:embed="rId5"/>
+                    <a:stretch>
+                      <a:fillRect/>
+                    </a:stretch>
+                  </pic:blipFill>
+                  <pic:spPr bwMode="auto">
+                    <a:xfrm>
+                      <a:off x="0" y="0"/>
+                      <a:ext cx="7200265" cy="11172825"/>
+                    </a:xfrm>
+                    <a:prstGeom prst="rect">
+                      <a:avLst/>
+                    </a:prstGeom>
+                    <a:noFill/>
+                  </pic:spPr>
+                </pic:pic>
+              </a:graphicData>
+            </a:graphic>
+          </wp:inline>
+        </w:drawing>
+      </w:r>
+    </w:p>
+    <w:p>
+      <w:pPr>
+        <w:pStyle w:val="BodyText"/>
+        <w:bidi w:val="0"/>
+        <w:spacing w:before="280" w:after="280"/>
+        <w:ind w:hanging="0" w:left="280" w:right="280"/>
+        <w:jc w:val="center"/>
+        <w:rPr/>
+      </w:pPr>
+      <w:r>
+        <w:rPr>
+          <w:rStyle w:val="Strong"/>
+          <w:sz w:val="19"/>
+        </w:rPr>
+        <w:t>Fig. 4.</w:t>
+      </w:r>
+      <w:r>
+        <w:rPr>
+          <w:sz w:val="19"/>
+        </w:rPr>
+        <w:t xml:space="preserve"> Retained slow-axis maps.</w:t>
+      </w:r>
+    </w:p>
+    <w:p>
+      <w:pPr>
+        <w:pStyle w:val="BodyText"/>
+        <w:bidi w:val="0"/>
+        <w:ind w:hanging="0"/>
         <w:rPr/>
       </w:pPr>
       <w:r>
@@ -869,6 +1169,81 @@
       <w:pPr>
         <w:pStyle w:val="BodyText"/>
         <w:bidi w:val="0"/>
+        <w:spacing w:before="280" w:after="280"/>
+        <w:ind w:hanging="0" w:left="280" w:right="280"/>
+        <w:jc w:val="center"/>
+        <w:rPr/>
+      </w:pPr>
+      <w:r>
+        <w:rPr/>
+        <w:drawing>
+          <wp:inline distT="0" distB="0" distL="0" distR="0">
+            <wp:extent cx="7200265" cy="3609975"/>
+            <wp:effectExtent l="0" t="0" r="0" b="0"/>
+            <wp:docPr id="5" name="Image5"/>
+            <wp:cNvGraphicFramePr>
+              <a:graphicFrameLocks xmlns:a="http://schemas.openxmlformats.org/drawingml/2006/main" noChangeAspect="1"/>
+            </wp:cNvGraphicFramePr>
+            <a:graphic xmlns:a="http://schemas.openxmlformats.org/drawingml/2006/main">
+              <a:graphicData uri="http://schemas.openxmlformats.org/drawingml/2006/picture">
+                <pic:pic xmlns:pic="http://schemas.openxmlformats.org/drawingml/2006/picture">
+                  <pic:nvPicPr>
+                    <pic:cNvPr id="5" name="Image5"/>
+                    <pic:cNvPicPr>
+                      <a:picLocks noChangeAspect="1" noChangeArrowheads="1"/>
+                    </pic:cNvPicPr>
+                  </pic:nvPicPr>
+                  <pic:blipFill>
+                    <a:blip r:embed="rId6"/>
+                    <a:stretch>
+                      <a:fillRect/>
+                    </a:stretch>
+                  </pic:blipFill>
+                  <pic:spPr bwMode="auto">
+                    <a:xfrm>
+                      <a:off x="0" y="0"/>
+                      <a:ext cx="7200265" cy="3609975"/>
+                    </a:xfrm>
+                    <a:prstGeom prst="rect">
+                      <a:avLst/>
+                    </a:prstGeom>
+                    <a:noFill/>
+                  </pic:spPr>
+                </pic:pic>
+              </a:graphicData>
+            </a:graphic>
+          </wp:inline>
+        </w:drawing>
+      </w:r>
+    </w:p>
+    <w:p>
+      <w:pPr>
+        <w:pStyle w:val="BodyText"/>
+        <w:bidi w:val="0"/>
+        <w:spacing w:before="280" w:after="280"/>
+        <w:ind w:hanging="0" w:left="280" w:right="280"/>
+        <w:jc w:val="center"/>
+        <w:rPr/>
+      </w:pPr>
+      <w:r>
+        <w:rPr>
+          <w:rStyle w:val="Strong"/>
+          <w:sz w:val="19"/>
+        </w:rPr>
+        <w:t>Fig. 5.</w:t>
+      </w:r>
+      <w:r>
+        <w:rPr>
+          <w:sz w:val="19"/>
+        </w:rPr>
+        <w:t xml:space="preserve"> Slow-axis map and crack correspondence.</w:t>
+      </w:r>
+    </w:p>
+    <w:p>
+      <w:pPr>
+        <w:pStyle w:val="BodyText"/>
+        <w:bidi w:val="0"/>
+        <w:ind w:hanging="0"/>
         <w:rPr/>
       </w:pPr>
       <w:r>
@@ -914,6 +1289,81 @@
       <w:pPr>
         <w:pStyle w:val="BodyText"/>
         <w:bidi w:val="0"/>
+        <w:spacing w:before="280" w:after="280"/>
+        <w:ind w:hanging="0" w:left="280" w:right="280"/>
+        <w:jc w:val="center"/>
+        <w:rPr/>
+      </w:pPr>
+      <w:r>
+        <w:rPr/>
+        <w:drawing>
+          <wp:inline distT="0" distB="0" distL="0" distR="0">
+            <wp:extent cx="7200265" cy="12801600"/>
+            <wp:effectExtent l="0" t="0" r="0" b="0"/>
+            <wp:docPr id="6" name="Image6"/>
+            <wp:cNvGraphicFramePr>
+              <a:graphicFrameLocks xmlns:a="http://schemas.openxmlformats.org/drawingml/2006/main" noChangeAspect="1"/>
+            </wp:cNvGraphicFramePr>
+            <a:graphic xmlns:a="http://schemas.openxmlformats.org/drawingml/2006/main">
+              <a:graphicData uri="http://schemas.openxmlformats.org/drawingml/2006/picture">
+                <pic:pic xmlns:pic="http://schemas.openxmlformats.org/drawingml/2006/picture">
+                  <pic:nvPicPr>
+                    <pic:cNvPr id="6" name="Image6"/>
+                    <pic:cNvPicPr>
+                      <a:picLocks noChangeAspect="1" noChangeArrowheads="1"/>
+                    </pic:cNvPicPr>
+                  </pic:nvPicPr>
+                  <pic:blipFill>
+                    <a:blip r:embed="rId7"/>
+                    <a:stretch>
+                      <a:fillRect/>
+                    </a:stretch>
+                  </pic:blipFill>
+                  <pic:spPr bwMode="auto">
+                    <a:xfrm>
+                      <a:off x="0" y="0"/>
+                      <a:ext cx="7200265" cy="12801600"/>
+                    </a:xfrm>
+                    <a:prstGeom prst="rect">
+                      <a:avLst/>
+                    </a:prstGeom>
+                    <a:noFill/>
+                  </pic:spPr>
+                </pic:pic>
+              </a:graphicData>
+            </a:graphic>
+          </wp:inline>
+        </w:drawing>
+      </w:r>
+    </w:p>
+    <w:p>
+      <w:pPr>
+        <w:pStyle w:val="BodyText"/>
+        <w:bidi w:val="0"/>
+        <w:spacing w:before="280" w:after="280"/>
+        <w:ind w:hanging="0" w:left="280" w:right="280"/>
+        <w:jc w:val="center"/>
+        <w:rPr/>
+      </w:pPr>
+      <w:r>
+        <w:rPr>
+          <w:rStyle w:val="Strong"/>
+          <w:sz w:val="19"/>
+        </w:rPr>
+        <w:t>Fig. 6.</w:t>
+      </w:r>
+      <w:r>
+        <w:rPr>
+          <w:sz w:val="19"/>
+        </w:rPr>
+        <w:t xml:space="preserve"> Reduced-order field evolution (polarity controls).</w:t>
+      </w:r>
+    </w:p>
+    <w:p>
+      <w:pPr>
+        <w:pStyle w:val="BodyText"/>
+        <w:bidi w:val="0"/>
+        <w:ind w:hanging="0"/>
         <w:rPr/>
       </w:pPr>
       <w:r>
@@ -959,6 +1409,81 @@
       <w:pPr>
         <w:pStyle w:val="BodyText"/>
         <w:bidi w:val="0"/>
+        <w:spacing w:before="280" w:after="280"/>
+        <w:ind w:hanging="0" w:left="280" w:right="280"/>
+        <w:jc w:val="center"/>
+        <w:rPr/>
+      </w:pPr>
+      <w:r>
+        <w:rPr/>
+        <w:drawing>
+          <wp:inline distT="0" distB="0" distL="0" distR="0">
+            <wp:extent cx="7200265" cy="10515600"/>
+            <wp:effectExtent l="0" t="0" r="0" b="0"/>
+            <wp:docPr id="7" name="Image7"/>
+            <wp:cNvGraphicFramePr>
+              <a:graphicFrameLocks xmlns:a="http://schemas.openxmlformats.org/drawingml/2006/main" noChangeAspect="1"/>
+            </wp:cNvGraphicFramePr>
+            <a:graphic xmlns:a="http://schemas.openxmlformats.org/drawingml/2006/main">
+              <a:graphicData uri="http://schemas.openxmlformats.org/drawingml/2006/picture">
+                <pic:pic xmlns:pic="http://schemas.openxmlformats.org/drawingml/2006/picture">
+                  <pic:nvPicPr>
+                    <pic:cNvPr id="7" name="Image7"/>
+                    <pic:cNvPicPr>
+                      <a:picLocks noChangeAspect="1" noChangeArrowheads="1"/>
+                    </pic:cNvPicPr>
+                  </pic:nvPicPr>
+                  <pic:blipFill>
+                    <a:blip r:embed="rId8"/>
+                    <a:stretch>
+                      <a:fillRect/>
+                    </a:stretch>
+                  </pic:blipFill>
+                  <pic:spPr bwMode="auto">
+                    <a:xfrm>
+                      <a:off x="0" y="0"/>
+                      <a:ext cx="7200265" cy="10515600"/>
+                    </a:xfrm>
+                    <a:prstGeom prst="rect">
+                      <a:avLst/>
+                    </a:prstGeom>
+                    <a:noFill/>
+                  </pic:spPr>
+                </pic:pic>
+              </a:graphicData>
+            </a:graphic>
+          </wp:inline>
+        </w:drawing>
+      </w:r>
+    </w:p>
+    <w:p>
+      <w:pPr>
+        <w:pStyle w:val="BodyText"/>
+        <w:bidi w:val="0"/>
+        <w:spacing w:before="280" w:after="280"/>
+        <w:ind w:hanging="0" w:left="280" w:right="280"/>
+        <w:jc w:val="center"/>
+        <w:rPr/>
+      </w:pPr>
+      <w:r>
+        <w:rPr>
+          <w:rStyle w:val="Strong"/>
+          <w:sz w:val="19"/>
+        </w:rPr>
+        <w:t>Fig. 7.</w:t>
+      </w:r>
+      <w:r>
+        <w:rPr>
+          <w:sz w:val="19"/>
+        </w:rPr>
+        <w:t xml:space="preserve"> Design map of the reduction threshold.</w:t>
+      </w:r>
+    </w:p>
+    <w:p>
+      <w:pPr>
+        <w:pStyle w:val="BodyText"/>
+        <w:bidi w:val="0"/>
+        <w:ind w:hanging="0"/>
         <w:rPr/>
       </w:pPr>
       <w:r>
@@ -1004,6 +1529,81 @@
       <w:pPr>
         <w:pStyle w:val="BodyText"/>
         <w:bidi w:val="0"/>
+        <w:spacing w:before="280" w:after="280"/>
+        <w:ind w:hanging="0" w:left="280" w:right="280"/>
+        <w:jc w:val="center"/>
+        <w:rPr/>
+      </w:pPr>
+      <w:r>
+        <w:rPr/>
+        <w:drawing>
+          <wp:inline distT="0" distB="0" distL="0" distR="0">
+            <wp:extent cx="7200265" cy="10067925"/>
+            <wp:effectExtent l="0" t="0" r="0" b="0"/>
+            <wp:docPr id="8" name="Image8"/>
+            <wp:cNvGraphicFramePr>
+              <a:graphicFrameLocks xmlns:a="http://schemas.openxmlformats.org/drawingml/2006/main" noChangeAspect="1"/>
+            </wp:cNvGraphicFramePr>
+            <a:graphic xmlns:a="http://schemas.openxmlformats.org/drawingml/2006/main">
+              <a:graphicData uri="http://schemas.openxmlformats.org/drawingml/2006/picture">
+                <pic:pic xmlns:pic="http://schemas.openxmlformats.org/drawingml/2006/picture">
+                  <pic:nvPicPr>
+                    <pic:cNvPr id="8" name="Image8"/>
+                    <pic:cNvPicPr>
+                      <a:picLocks noChangeAspect="1" noChangeArrowheads="1"/>
+                    </pic:cNvPicPr>
+                  </pic:nvPicPr>
+                  <pic:blipFill>
+                    <a:blip r:embed="rId9"/>
+                    <a:stretch>
+                      <a:fillRect/>
+                    </a:stretch>
+                  </pic:blipFill>
+                  <pic:spPr bwMode="auto">
+                    <a:xfrm>
+                      <a:off x="0" y="0"/>
+                      <a:ext cx="7200265" cy="10067925"/>
+                    </a:xfrm>
+                    <a:prstGeom prst="rect">
+                      <a:avLst/>
+                    </a:prstGeom>
+                    <a:noFill/>
+                  </pic:spPr>
+                </pic:pic>
+              </a:graphicData>
+            </a:graphic>
+          </wp:inline>
+        </w:drawing>
+      </w:r>
+    </w:p>
+    <w:p>
+      <w:pPr>
+        <w:pStyle w:val="BodyText"/>
+        <w:bidi w:val="0"/>
+        <w:spacing w:before="280" w:after="280"/>
+        <w:ind w:hanging="0" w:left="280" w:right="280"/>
+        <w:jc w:val="center"/>
+        <w:rPr/>
+      </w:pPr>
+      <w:r>
+        <w:rPr>
+          <w:rStyle w:val="Strong"/>
+          <w:sz w:val="19"/>
+        </w:rPr>
+        <w:t>Fig. 8.</w:t>
+      </w:r>
+      <w:r>
+        <w:rPr>
+          <w:sz w:val="19"/>
+        </w:rPr>
+        <w:t xml:space="preserve"> Grid verification, sensitivity, and conditional-time scaling.</w:t>
+      </w:r>
+    </w:p>
+    <w:p>
+      <w:pPr>
+        <w:pStyle w:val="BodyText"/>
+        <w:bidi w:val="0"/>
+        <w:ind w:hanging="0"/>
         <w:rPr/>
       </w:pPr>
       <w:r>

--- a/submission/copp/manuscript_COPP.docx
+++ b/submission/copp/manuscript_COPP.docx
@@ -232,8 +232,8 @@
       <w:pPr>
         <w:pStyle w:val="BodyText"/>
         <w:bidi w:val="0"/>
-        <w:spacing w:before="280" w:after="280"/>
-        <w:ind w:hanging="0" w:left="280" w:right="280"/>
+        <w:spacing w:before="320" w:after="320"/>
+        <w:ind w:hanging="0" w:left="320" w:right="320"/>
         <w:jc w:val="center"/>
         <w:rPr/>
       </w:pPr>
@@ -283,9 +283,9 @@
       <w:pPr>
         <w:pStyle w:val="BodyText"/>
         <w:bidi w:val="0"/>
-        <w:spacing w:before="280" w:after="280"/>
-        <w:ind w:hanging="0" w:left="280" w:right="280"/>
-        <w:jc w:val="center"/>
+        <w:spacing w:before="100" w:after="160"/>
+        <w:ind w:hanging="0" w:left="320" w:right="320"/>
+        <w:jc w:val="both"/>
         <w:rPr/>
       </w:pPr>
       <w:r>
@@ -299,7 +299,7 @@
         <w:rPr>
           <w:sz w:val="19"/>
         </w:rPr>
-        <w:t xml:space="preserve"> Experimental conditions.</w:t>
+        <w:t xml:space="preserve"> Full specimen matrix with representative top-view and cross-sectional micrographs of the picosecond Bessel-beam-drilled glass (one mapped specimen per indexed drilling condition).</w:t>
       </w:r>
     </w:p>
     <w:p>
@@ -311,17 +311,6 @@
       </w:pPr>
       <w:r>
         <w:rPr/>
-        <w:t>[FIGURE_1]</w:t>
-      </w:r>
-    </w:p>
-    <w:p>
-      <w:pPr>
-        <w:pStyle w:val="BodyText"/>
-        <w:bidi w:val="0"/>
-        <w:rPr/>
-      </w:pPr>
-      <w:r>
-        <w:rPr/>
         <w:t>[TABLE_1]</w:t>
       </w:r>
     </w:p>
@@ -798,8 +787,8 @@
       <w:pPr>
         <w:pStyle w:val="BodyText"/>
         <w:bidi w:val="0"/>
-        <w:spacing w:before="280" w:after="280"/>
-        <w:ind w:hanging="0" w:left="280" w:right="280"/>
+        <w:spacing w:before="320" w:after="320"/>
+        <w:ind w:hanging="0" w:left="320" w:right="320"/>
         <w:jc w:val="center"/>
         <w:rPr/>
       </w:pPr>
@@ -849,9 +838,9 @@
       <w:pPr>
         <w:pStyle w:val="BodyText"/>
         <w:bidi w:val="0"/>
-        <w:spacing w:before="280" w:after="280"/>
-        <w:ind w:hanging="0" w:left="280" w:right="280"/>
-        <w:jc w:val="center"/>
+        <w:spacing w:before="100" w:after="160"/>
+        <w:ind w:hanging="0" w:left="320" w:right="320"/>
+        <w:jc w:val="both"/>
         <w:rPr/>
       </w:pPr>
       <w:r>
@@ -865,7 +854,7 @@
         <w:rPr>
           <w:sz w:val="19"/>
         </w:rPr>
-        <w:t xml:space="preserve"> Representative 550-nm retardance (energy) maps.</w:t>
+        <w:t xml:space="preserve"> Representative 550-nm retardance maps for Low, Middle, and High pulse-energy categories at 20-µm pitch and nominal through-hole depth; retardance strengthens and becomes more heterogeneous with increasing pulse energy.</w:t>
       </w:r>
     </w:p>
     <w:p>
@@ -877,17 +866,6 @@
       </w:pPr>
       <w:r>
         <w:rPr/>
-        <w:t>[FIGURE_2]</w:t>
-      </w:r>
-    </w:p>
-    <w:p>
-      <w:pPr>
-        <w:pStyle w:val="BodyText"/>
-        <w:bidi w:val="0"/>
-        <w:rPr/>
-      </w:pPr>
-      <w:r>
-        <w:rPr/>
         <w:t>The growth of retardance with processing intensity is consistent with stronger optical anisotropy arising from a combination of residual stress, densification, rarefaction, and other laser-induced structural changes [3–7,13]. The measurement alone does not separate those mechanisms. Multi-technique calibration is particularly important in glass because Raman and Brillouin responses can also depend on cooling history and structural state [13–15,26].</w:t>
       </w:r>
     </w:p>
@@ -918,8 +896,30 @@
       <w:pPr>
         <w:pStyle w:val="BodyText"/>
         <w:bidi w:val="0"/>
-        <w:spacing w:before="280" w:after="280"/>
-        <w:ind w:hanging="0" w:left="280" w:right="280"/>
+        <w:rPr/>
+      </w:pPr>
+      <w:r>
+        <w:rPr/>
+        <w:t>The 300-µm condition may deposit insufficient energy over the full optical path to produce the larger residual anisotropy seen at 400 µm. Conversely, completion of a through-hole at 500 µm changes the free-surface geometry, material-removal pathway, and stress release. Those mechanisms are plausible but are not separately resolved here. The appropriate conclusion is a non-monotonic response across three target depths, not a uniquely established failure mechanism.</w:t>
+      </w:r>
+    </w:p>
+    <w:p>
+      <w:pPr>
+        <w:pStyle w:val="BodyText"/>
+        <w:bidi w:val="0"/>
+        <w:rPr/>
+      </w:pPr>
+      <w:r>
+        <w:rPr/>
+        <w:t>The common ranking at 10 and 20 µm shows that the observed depth maximum is not restricted to one pitch in this screen. It does not establish that pitch is irrelevant. Hole overlap, cumulative heating, and the number of neighbouring modified zones can change both retardance amplitude and texture. A replicated factorial experiment with absolute energy and thermal-history records is required to estimate pitch-by-depth interaction.</w:t>
+      </w:r>
+    </w:p>
+    <w:p>
+      <w:pPr>
+        <w:pStyle w:val="BodyText"/>
+        <w:bidi w:val="0"/>
+        <w:spacing w:before="320" w:after="320"/>
+        <w:ind w:hanging="0" w:left="320" w:right="320"/>
         <w:jc w:val="center"/>
         <w:rPr/>
       </w:pPr>
@@ -969,9 +969,9 @@
       <w:pPr>
         <w:pStyle w:val="BodyText"/>
         <w:bidi w:val="0"/>
-        <w:spacing w:before="280" w:after="280"/>
-        <w:ind w:hanging="0" w:left="280" w:right="280"/>
-        <w:jc w:val="center"/>
+        <w:spacing w:before="100" w:after="160"/>
+        <w:ind w:hanging="0" w:left="320" w:right="320"/>
+        <w:jc w:val="both"/>
         <w:rPr/>
       </w:pPr>
       <w:r>
@@ -985,47 +985,14 @@
         <w:rPr>
           <w:sz w:val="19"/>
         </w:rPr>
-        <w:t xml:space="preserve"> High-energy maps and depth line profiles.</w:t>
-      </w:r>
-    </w:p>
-    <w:p>
-      <w:pPr>
-        <w:pStyle w:val="BodyText"/>
+        <w:t xml:space="preserve"> High-energy retardance maps and line profiles for the 20- and 10-µm pitch series across target depths of 300, 400, and 500 µm; the 400-µm condition yields the largest representative peak.</w:t>
+      </w:r>
+    </w:p>
+    <w:p>
+      <w:pPr>
+        <w:pStyle w:val="Heading3"/>
         <w:bidi w:val="0"/>
         <w:ind w:hanging="0"/>
-        <w:rPr/>
-      </w:pPr>
-      <w:r>
-        <w:rPr/>
-        <w:t>The 300-µm condition may deposit insufficient energy over the full optical path to produce the larger residual anisotropy seen at 400 µm. Conversely, completion of a through-hole at 500 µm changes the free-surface geometry, material-removal pathway, and stress release. Those mechanisms are plausible but are not separately resolved here. The appropriate conclusion is a non-monotonic response across three target depths, not a uniquely established failure mechanism.</w:t>
-      </w:r>
-    </w:p>
-    <w:p>
-      <w:pPr>
-        <w:pStyle w:val="BodyText"/>
-        <w:bidi w:val="0"/>
-        <w:rPr/>
-      </w:pPr>
-      <w:r>
-        <w:rPr/>
-        <w:t>The common ranking at 10 and 20 µm shows that the observed depth maximum is not restricted to one pitch in this screen. It does not establish that pitch is irrelevant. Hole overlap, cumulative heating, and the number of neighbouring modified zones can change both retardance amplitude and texture. A replicated factorial experiment with absolute energy and thermal-history records is required to estimate pitch-by-depth interaction.</w:t>
-      </w:r>
-    </w:p>
-    <w:p>
-      <w:pPr>
-        <w:pStyle w:val="BodyText"/>
-        <w:bidi w:val="0"/>
-        <w:rPr/>
-      </w:pPr>
-      <w:r>
-        <w:rPr/>
-        <w:t>[FIGURE_3]</w:t>
-      </w:r>
-    </w:p>
-    <w:p>
-      <w:pPr>
-        <w:pStyle w:val="Heading3"/>
-        <w:bidi w:val="0"/>
         <w:jc w:val="left"/>
         <w:rPr/>
       </w:pPr>
@@ -1049,8 +1016,8 @@
       <w:pPr>
         <w:pStyle w:val="BodyText"/>
         <w:bidi w:val="0"/>
-        <w:spacing w:before="280" w:after="280"/>
-        <w:ind w:hanging="0" w:left="280" w:right="280"/>
+        <w:spacing w:before="320" w:after="320"/>
+        <w:ind w:hanging="0" w:left="320" w:right="320"/>
         <w:jc w:val="center"/>
         <w:rPr/>
       </w:pPr>
@@ -1100,9 +1067,9 @@
       <w:pPr>
         <w:pStyle w:val="BodyText"/>
         <w:bidi w:val="0"/>
-        <w:spacing w:before="280" w:after="280"/>
-        <w:ind w:hanging="0" w:left="280" w:right="280"/>
-        <w:jc w:val="center"/>
+        <w:spacing w:before="100" w:after="160"/>
+        <w:ind w:hanging="0" w:left="320" w:right="320"/>
+        <w:jc w:val="both"/>
         <w:rPr/>
       </w:pPr>
       <w:r>
@@ -1116,7 +1083,7 @@
         <w:rPr>
           <w:sz w:val="19"/>
         </w:rPr>
-        <w:t xml:space="preserve"> Retained slow-axis maps.</w:t>
+        <w:t xml:space="preserve"> Six retained slow-axis (director-field) maps across process conditions, showing organized bands and local rotations around the hole row rather than random orientation.</w:t>
       </w:r>
     </w:p>
     <w:p>
@@ -1128,17 +1095,6 @@
       </w:pPr>
       <w:r>
         <w:rPr/>
-        <w:t>[FIGURE_4]</w:t>
-      </w:r>
-    </w:p>
-    <w:p>
-      <w:pPr>
-        <w:pStyle w:val="BodyText"/>
-        <w:bidi w:val="0"/>
-        <w:rPr/>
-      </w:pPr>
-      <w:r>
-        <w:rPr/>
         <w:t>Visual motifs in a director field can resemble liquid-crystal disclinations, but resemblance is not classification. A slow axis is equivalent under 180° rotation, and a charge estimate would require integrating its unwrapped orientation around a closed contour while excluding low-retardance regions where the axis is ill-defined. No such computation is available in the retained dataset. Terms such as “±1/2 defect” and “annihilation” are consequently omitted from the experimental result.</w:t>
       </w:r>
     </w:p>
@@ -1169,8 +1125,8 @@
       <w:pPr>
         <w:pStyle w:val="BodyText"/>
         <w:bidi w:val="0"/>
-        <w:spacing w:before="280" w:after="280"/>
-        <w:ind w:hanging="0" w:left="280" w:right="280"/>
+        <w:spacing w:before="320" w:after="320"/>
+        <w:ind w:hanging="0" w:left="320" w:right="320"/>
         <w:jc w:val="center"/>
         <w:rPr/>
       </w:pPr>
@@ -1220,9 +1176,9 @@
       <w:pPr>
         <w:pStyle w:val="BodyText"/>
         <w:bidi w:val="0"/>
-        <w:spacing w:before="280" w:after="280"/>
-        <w:ind w:hanging="0" w:left="280" w:right="280"/>
-        <w:jc w:val="center"/>
+        <w:spacing w:before="100" w:after="160"/>
+        <w:ind w:hanging="0" w:left="320" w:right="320"/>
+        <w:jc w:val="both"/>
         <w:rPr/>
       </w:pPr>
       <w:r>
@@ -1236,7 +1192,7 @@
         <w:rPr>
           <w:sz w:val="19"/>
         </w:rPr>
-        <w:t xml:space="preserve"> Slow-axis map and crack correspondence.</w:t>
+        <w:t xml:space="preserve"> Slow-axis map, microscope image of an inter-hole crack, and a higher-resolution orientation map from the same specimen; the crack tangent is approximately transverse to nearby slow-axis segments over part of its path (qualitative correspondence only).</w:t>
       </w:r>
     </w:p>
     <w:p>
@@ -1248,17 +1204,6 @@
       </w:pPr>
       <w:r>
         <w:rPr/>
-        <w:t>[FIGURE_5]</w:t>
-      </w:r>
-    </w:p>
-    <w:p>
-      <w:pPr>
-        <w:pStyle w:val="BodyText"/>
-        <w:bidi w:val="0"/>
-        <w:rPr/>
-      </w:pPr>
-      <w:r>
-        <w:rPr/>
         <w:t>The figure is a single-example correspondence. It demonstrates why orientation maps merit further study, but it cannot support sensitivity, specificity, lead time, or a causal prediction claim. A validation study would register pre-fracture maps to post-fracture micrographs for multiple specimens, predefine an orientation-derived risk score, and evaluate the score against blinded crack outcomes.</w:t>
       </w:r>
     </w:p>
@@ -1289,8 +1234,8 @@
       <w:pPr>
         <w:pStyle w:val="BodyText"/>
         <w:bidi w:val="0"/>
-        <w:spacing w:before="280" w:after="280"/>
-        <w:ind w:hanging="0" w:left="280" w:right="280"/>
+        <w:spacing w:before="320" w:after="320"/>
+        <w:ind w:hanging="0" w:left="320" w:right="320"/>
         <w:jc w:val="center"/>
         <w:rPr/>
       </w:pPr>
@@ -1340,9 +1285,9 @@
       <w:pPr>
         <w:pStyle w:val="BodyText"/>
         <w:bidi w:val="0"/>
-        <w:spacing w:before="280" w:after="280"/>
-        <w:ind w:hanging="0" w:left="280" w:right="280"/>
-        <w:jc w:val="center"/>
+        <w:spacing w:before="100" w:after="160"/>
+        <w:ind w:hanging="0" w:left="320" w:right="320"/>
+        <w:jc w:val="both"/>
         <w:rPr/>
       </w:pPr>
       <w:r>
@@ -1356,7 +1301,7 @@
         <w:rPr>
           <w:sz w:val="19"/>
         </w:rPr>
-        <w:t xml:space="preserve"> Reduced-order field evolution (polarity controls).</w:t>
+        <w:t xml:space="preserve"> Reduced-order field evolution for same- and opposite-polarity controls at equal colour scale (h/p = 0.55, Da = 0.5).</w:t>
       </w:r>
     </w:p>
     <w:p>
@@ -1368,17 +1313,6 @@
       </w:pPr>
       <w:r>
         <w:rPr/>
-        <w:t>[FIGURE_6]</w:t>
-      </w:r>
-    </w:p>
-    <w:p>
-      <w:pPr>
-        <w:pStyle w:val="BodyText"/>
-        <w:bidi w:val="0"/>
-        <w:rPr/>
-      </w:pPr>
-      <w:r>
-        <w:rPr/>
         <w:t>The crossover is linear superposition, not a new microscopic reaction. Both controls use identical mobility and relaxation parameters, and Eq. (9) includes no pairwise force, defect core, or director charge. Opposite scalar polarity therefore does not establish a separate fast pathway.</w:t>
       </w:r>
     </w:p>
@@ -1409,8 +1343,19 @@
       <w:pPr>
         <w:pStyle w:val="BodyText"/>
         <w:bidi w:val="0"/>
-        <w:spacing w:before="280" w:after="280"/>
-        <w:ind w:hanging="0" w:left="280" w:right="280"/>
+        <w:rPr/>
+      </w:pPr>
+      <w:r>
+        <w:rPr/>
+        <w:t>The engineering interpretation is narrow but useful. Within this model, how much of the mapped field lies inside an activated mobility footprint matters far more to early reduction than whether two selected lobes have opposite signs. The experiment does not identify h/p, Ds,max, or τM, so the calculation cannot explain the 400-µm maximum quantitatively. It instead rejects a shortcut: a visually opposite orientation pattern is not enough to infer rapid annihilation.</w:t>
+      </w:r>
+    </w:p>
+    <w:p>
+      <w:pPr>
+        <w:pStyle w:val="BodyText"/>
+        <w:bidi w:val="0"/>
+        <w:spacing w:before="320" w:after="320"/>
+        <w:ind w:hanging="0" w:left="320" w:right="320"/>
         <w:jc w:val="center"/>
         <w:rPr/>
       </w:pPr>
@@ -1460,9 +1405,9 @@
       <w:pPr>
         <w:pStyle w:val="BodyText"/>
         <w:bidi w:val="0"/>
-        <w:spacing w:before="280" w:after="280"/>
-        <w:ind w:hanging="0" w:left="280" w:right="280"/>
-        <w:jc w:val="center"/>
+        <w:spacing w:before="100" w:after="160"/>
+        <w:ind w:hanging="0" w:left="320" w:right="320"/>
+        <w:jc w:val="both"/>
         <w:rPr/>
       </w:pPr>
       <w:r>
@@ -1476,36 +1421,14 @@
         <w:rPr>
           <w:sz w:val="19"/>
         </w:rPr>
-        <w:t xml:space="preserve"> Design map of the reduction threshold.</w:t>
-      </w:r>
-    </w:p>
-    <w:p>
-      <w:pPr>
-        <w:pStyle w:val="BodyText"/>
+        <w:t xml:space="preserve"> Design map of the 90% quadratic-field-content reduction threshold versus normalized mobility radius, isolating the threshold behaviour from the long-exposure tail.</w:t>
+      </w:r>
+    </w:p>
+    <w:p>
+      <w:pPr>
+        <w:pStyle w:val="Heading3"/>
         <w:bidi w:val="0"/>
         <w:ind w:hanging="0"/>
-        <w:rPr/>
-      </w:pPr>
-      <w:r>
-        <w:rPr/>
-        <w:t>The engineering interpretation is narrow but useful. Within this model, how much of the mapped field lies inside an activated mobility footprint matters far more to early reduction than whether two selected lobes have opposite signs. The experiment does not identify h/p, Ds,max, or τM, so the calculation cannot explain the 400-µm maximum quantitatively. It instead rejects a shortcut: a visually opposite orientation pattern is not enough to infer rapid annihilation.</w:t>
-      </w:r>
-    </w:p>
-    <w:p>
-      <w:pPr>
-        <w:pStyle w:val="BodyText"/>
-        <w:bidi w:val="0"/>
-        <w:rPr/>
-      </w:pPr>
-      <w:r>
-        <w:rPr/>
-        <w:t>[FIGURE_7]</w:t>
-      </w:r>
-    </w:p>
-    <w:p>
-      <w:pPr>
-        <w:pStyle w:val="Heading3"/>
-        <w:bidi w:val="0"/>
         <w:jc w:val="left"/>
         <w:rPr/>
       </w:pPr>
@@ -1529,8 +1452,8 @@
       <w:pPr>
         <w:pStyle w:val="BodyText"/>
         <w:bidi w:val="0"/>
-        <w:spacing w:before="280" w:after="280"/>
-        <w:ind w:hanging="0" w:left="280" w:right="280"/>
+        <w:spacing w:before="320" w:after="320"/>
+        <w:ind w:hanging="0" w:left="320" w:right="320"/>
         <w:jc w:val="center"/>
         <w:rPr/>
       </w:pPr>
@@ -1580,9 +1503,9 @@
       <w:pPr>
         <w:pStyle w:val="BodyText"/>
         <w:bidi w:val="0"/>
-        <w:spacing w:before="280" w:after="280"/>
-        <w:ind w:hanging="0" w:left="280" w:right="280"/>
-        <w:jc w:val="center"/>
+        <w:spacing w:before="100" w:after="160"/>
+        <w:ind w:hanging="0" w:left="320" w:right="320"/>
+        <w:jc w:val="both"/>
         <w:rPr/>
       </w:pPr>
       <w:r>
@@ -1596,7 +1519,7 @@
         <w:rPr>
           <w:sz w:val="19"/>
         </w:rPr>
-        <w:t xml:space="preserve"> Grid verification, sensitivity, and conditional-time scaling.</w:t>
+        <w:t xml:space="preserve"> Grid-refinement verification, Damköhler-number sensitivity, and the conditional conversion from Fourier number (Fo) to physical time; increasing Da shifts the reference Fo90 for both polarity controls.</w:t>
       </w:r>
     </w:p>
     <w:p>
@@ -1604,17 +1527,6 @@
         <w:pStyle w:val="BodyText"/>
         <w:bidi w:val="0"/>
         <w:ind w:hanging="0"/>
-        <w:rPr/>
-      </w:pPr>
-      <w:r>
-        <w:rPr/>
-        <w:t>[FIGURE_8]</w:t>
-      </w:r>
-    </w:p>
-    <w:p>
-      <w:pPr>
-        <w:pStyle w:val="BodyText"/>
-        <w:bidi w:val="0"/>
         <w:rPr/>
       </w:pPr>
       <w:r>

--- a/submission/copp/manuscript_COPP.docx
+++ b/submission/copp/manuscript_COPP.docx
@@ -241,7 +241,7 @@
         <w:rPr/>
         <w:drawing>
           <wp:inline distT="0" distB="0" distL="0" distR="0">
-            <wp:extent cx="7200265" cy="3362325"/>
+            <wp:extent cx="7200265" cy="2152015"/>
             <wp:effectExtent l="0" t="0" r="0" b="0"/>
             <wp:docPr id="1" name="Image1"/>
             <wp:cNvGraphicFramePr>
@@ -265,7 +265,7 @@
                   <pic:spPr bwMode="auto">
                     <a:xfrm>
                       <a:off x="0" y="0"/>
-                      <a:ext cx="7200265" cy="3362325"/>
+                      <a:ext cx="7200265" cy="2152015"/>
                     </a:xfrm>
                     <a:prstGeom prst="rect">
                       <a:avLst/>
@@ -796,7 +796,7 @@
         <w:rPr/>
         <w:drawing>
           <wp:inline distT="0" distB="0" distL="0" distR="0">
-            <wp:extent cx="7200265" cy="2075815"/>
+            <wp:extent cx="7200265" cy="1329055"/>
             <wp:effectExtent l="0" t="0" r="0" b="0"/>
             <wp:docPr id="2" name="Image2"/>
             <wp:cNvGraphicFramePr>
@@ -820,7 +820,7 @@
                   <pic:spPr bwMode="auto">
                     <a:xfrm>
                       <a:off x="0" y="0"/>
-                      <a:ext cx="7200265" cy="2075815"/>
+                      <a:ext cx="7200265" cy="1329055"/>
                     </a:xfrm>
                     <a:prstGeom prst="rect">
                       <a:avLst/>
@@ -927,7 +927,7 @@
         <w:rPr/>
         <w:drawing>
           <wp:inline distT="0" distB="0" distL="0" distR="0">
-            <wp:extent cx="7200265" cy="4590415"/>
+            <wp:extent cx="7200265" cy="2938145"/>
             <wp:effectExtent l="0" t="0" r="0" b="0"/>
             <wp:docPr id="3" name="Image3"/>
             <wp:cNvGraphicFramePr>
@@ -951,7 +951,7 @@
                   <pic:spPr bwMode="auto">
                     <a:xfrm>
                       <a:off x="0" y="0"/>
-                      <a:ext cx="7200265" cy="4590415"/>
+                      <a:ext cx="7200265" cy="2938145"/>
                     </a:xfrm>
                     <a:prstGeom prst="rect">
                       <a:avLst/>
@@ -1025,7 +1025,7 @@
         <w:rPr/>
         <w:drawing>
           <wp:inline distT="0" distB="0" distL="0" distR="0">
-            <wp:extent cx="7200265" cy="11172825"/>
+            <wp:extent cx="7200265" cy="3575050"/>
             <wp:effectExtent l="0" t="0" r="0" b="0"/>
             <wp:docPr id="4" name="Image4"/>
             <wp:cNvGraphicFramePr>
@@ -1049,7 +1049,7 @@
                   <pic:spPr bwMode="auto">
                     <a:xfrm>
                       <a:off x="0" y="0"/>
-                      <a:ext cx="7200265" cy="11172825"/>
+                      <a:ext cx="7200265" cy="3575050"/>
                     </a:xfrm>
                     <a:prstGeom prst="rect">
                       <a:avLst/>
@@ -1134,7 +1134,7 @@
         <w:rPr/>
         <w:drawing>
           <wp:inline distT="0" distB="0" distL="0" distR="0">
-            <wp:extent cx="7200265" cy="3609975"/>
+            <wp:extent cx="7200265" cy="2310130"/>
             <wp:effectExtent l="0" t="0" r="0" b="0"/>
             <wp:docPr id="5" name="Image5"/>
             <wp:cNvGraphicFramePr>
@@ -1158,7 +1158,7 @@
                   <pic:spPr bwMode="auto">
                     <a:xfrm>
                       <a:off x="0" y="0"/>
-                      <a:ext cx="7200265" cy="3609975"/>
+                      <a:ext cx="7200265" cy="2310130"/>
                     </a:xfrm>
                     <a:prstGeom prst="rect">
                       <a:avLst/>
@@ -1243,7 +1243,7 @@
         <w:rPr/>
         <w:drawing>
           <wp:inline distT="0" distB="0" distL="0" distR="0">
-            <wp:extent cx="7200265" cy="12801600"/>
+            <wp:extent cx="7200265" cy="4096385"/>
             <wp:effectExtent l="0" t="0" r="0" b="0"/>
             <wp:docPr id="6" name="Image6"/>
             <wp:cNvGraphicFramePr>
@@ -1267,7 +1267,7 @@
                   <pic:spPr bwMode="auto">
                     <a:xfrm>
                       <a:off x="0" y="0"/>
-                      <a:ext cx="7200265" cy="12801600"/>
+                      <a:ext cx="7200265" cy="4096385"/>
                     </a:xfrm>
                     <a:prstGeom prst="rect">
                       <a:avLst/>
@@ -1363,7 +1363,7 @@
         <w:rPr/>
         <w:drawing>
           <wp:inline distT="0" distB="0" distL="0" distR="0">
-            <wp:extent cx="7200265" cy="10515600"/>
+            <wp:extent cx="7200265" cy="3364865"/>
             <wp:effectExtent l="0" t="0" r="0" b="0"/>
             <wp:docPr id="7" name="Image7"/>
             <wp:cNvGraphicFramePr>
@@ -1387,7 +1387,7 @@
                   <pic:spPr bwMode="auto">
                     <a:xfrm>
                       <a:off x="0" y="0"/>
-                      <a:ext cx="7200265" cy="10515600"/>
+                      <a:ext cx="7200265" cy="3364865"/>
                     </a:xfrm>
                     <a:prstGeom prst="rect">
                       <a:avLst/>
@@ -1461,7 +1461,7 @@
         <w:rPr/>
         <w:drawing>
           <wp:inline distT="0" distB="0" distL="0" distR="0">
-            <wp:extent cx="7200265" cy="10067925"/>
+            <wp:extent cx="7200265" cy="3221355"/>
             <wp:effectExtent l="0" t="0" r="0" b="0"/>
             <wp:docPr id="8" name="Image8"/>
             <wp:cNvGraphicFramePr>
@@ -1485,7 +1485,7 @@
                   <pic:spPr bwMode="auto">
                     <a:xfrm>
                       <a:off x="0" y="0"/>
-                      <a:ext cx="7200265" cy="10067925"/>
+                      <a:ext cx="7200265" cy="3221355"/>
                     </a:xfrm>
                     <a:prstGeom prst="rect">
                       <a:avLst/>
